--- a/docs/informe_hackaton.docx
+++ b/docs/informe_hackaton.docx
@@ -191,13 +191,7 @@
         <w:jc w:val="center"/>
       </w:pPr>
       <w:r>
-        <w:t>20222031</w:t>
-      </w:r>
-      <w:r>
-        <w:t xml:space="preserve"> </w:t>
-      </w:r>
-      <w:r>
-        <w:t>Benny Baca</w:t>
+        <w:t>20222031 Benny Baca</w:t>
       </w:r>
     </w:p>
     <w:p>
@@ -206,13 +200,7 @@
         <w:jc w:val="center"/>
       </w:pPr>
       <w:r>
-        <w:t>20221466</w:t>
-      </w:r>
-      <w:r>
-        <w:t xml:space="preserve"> </w:t>
-      </w:r>
-      <w:r>
-        <w:t>Rodrigo Holguín</w:t>
+        <w:t>20221466 Rodrigo Holguín</w:t>
       </w:r>
     </w:p>
     <w:p>
@@ -221,13 +209,7 @@
         <w:jc w:val="center"/>
       </w:pPr>
       <w:r>
-        <w:t>20220293</w:t>
-      </w:r>
-      <w:r>
-        <w:t xml:space="preserve"> </w:t>
-      </w:r>
-      <w:r>
-        <w:t>Alonso Reyes</w:t>
+        <w:t>20220293 Alonso Reyes</w:t>
       </w:r>
     </w:p>
     <w:p>
@@ -236,13 +218,7 @@
         <w:jc w:val="center"/>
       </w:pPr>
       <w:r>
-        <w:t>20212129</w:t>
-      </w:r>
-      <w:r>
-        <w:t xml:space="preserve"> </w:t>
-      </w:r>
-      <w:r>
-        <w:t>Julián Lino</w:t>
+        <w:t>20212129 Julián Lino</w:t>
       </w:r>
     </w:p>
     <w:p>
@@ -251,13 +227,7 @@
         <w:jc w:val="center"/>
       </w:pPr>
       <w:r>
-        <w:t>20221386</w:t>
-      </w:r>
-      <w:r>
-        <w:t xml:space="preserve"> </w:t>
-      </w:r>
-      <w:r>
-        <w:t>Reynaldo Mamani</w:t>
+        <w:t>20221386 Reynaldo Mamani</w:t>
       </w:r>
     </w:p>
     <w:p>
@@ -328,19 +298,13 @@
         <w:t xml:space="preserve"> (</w:t>
       </w:r>
       <w:r>
-        <w:t>baches, alumbrado inoperativo, acumulación d</w:t>
-      </w:r>
-      <w:r>
-        <w:t>e residuos, fugas de agua, semáforos malogrados, entre otros</w:t>
+        <w:t>baches, alumbrado inoperativo, acumulación de residuos, fugas de agua, semáforos malogrados, entre otros</w:t>
       </w:r>
       <w:r>
         <w:t>)</w:t>
       </w:r>
       <w:r>
-        <w:t xml:space="preserve"> constituye una de las principales interacciones entre la ciudadanía y las entidades del Estado a nivel local. En el Perú, los canales de reporte existentes (plataformas web, aplicativos móviles,</w:t>
-      </w:r>
-      <w:r>
-        <w:t xml:space="preserve"> centrales telefónicas y mesas de partes presenciales) recogen la incidencia en formato de texto libre: el ciudadano describe con sus propias palabras qué ocurre y dónde ocurre.</w:t>
+        <w:t xml:space="preserve"> constituye una de las principales interacciones entre la ciudadanía y las entidades del Estado a nivel local. En el Perú, los canales de reporte existentes (plataformas web, aplicativos móviles, centrales telefónicas y mesas de partes presenciales) recogen la incidencia en formato de texto libre: el ciudadano describe con sus propias palabras qué ocurre y dónde ocurre.</w:t>
       </w:r>
     </w:p>
     <w:p>
@@ -348,10 +312,7 @@
         <w:jc w:val="both"/>
       </w:pPr>
       <w:r>
-        <w:t>Este formato es el correcto desde la perspectiva del usuario, porque no le exi</w:t>
-      </w:r>
-      <w:r>
-        <w:t>ge conocer la estructura administrativa del Estado ni la taxonomía interna de la entidad. Sin embargo, traslada íntegramente el costo de interpretación al lado receptor.</w:t>
+        <w:t>Este formato es el correcto desde la perspectiva del usuario, porque no le exige conocer la estructura administrativa del Estado ni la taxonomía interna de la entidad. Sin embargo, traslada íntegramente el costo de interpretación al lado receptor.</w:t>
       </w:r>
     </w:p>
     <w:p>
@@ -367,10 +328,7 @@
         <w:jc w:val="both"/>
       </w:pPr>
       <w:r>
-        <w:t>Una vez recibido el reporte, un operador humano debe leerlo</w:t>
-      </w:r>
-      <w:r>
-        <w:t xml:space="preserve"> y ejecutar dos decisiones antes de que el caso pueda avanzar:</w:t>
+        <w:t>Una vez recibido el reporte, un operador humano debe leerlo y ejecutar dos decisiones antes de que el caso pueda avanzar:</w:t>
       </w:r>
     </w:p>
     <w:p>
@@ -384,10 +342,7 @@
         <w:jc w:val="both"/>
       </w:pPr>
       <w:r>
-        <w:t>Determinar a qué categoría de incidente corresponde, y por consiguiente qué área o entidad es competente para atenderlo (municipalidad distrital, municipalidad provincial, empresa concesionaria de electricidad, empresa prestadora de servicios de saneamient</w:t>
-      </w:r>
-      <w:r>
-        <w:t>o, serenazgo, entre otras).</w:t>
+        <w:t>Determinar a qué categoría de incidente corresponde, y por consiguiente qué área o entidad es competente para atenderlo (municipalidad distrital, municipalidad provincial, empresa concesionaria de electricidad, empresa prestadora de servicios de saneamiento, serenazgo, entre otras).</w:t>
       </w:r>
     </w:p>
     <w:p>
@@ -431,10 +386,7 @@
         <w:jc w:val="both"/>
       </w:pPr>
       <w:r>
-        <w:t>Latencia. El reporte permanece sin clasificar hasta que un operado</w:t>
-      </w:r>
-      <w:r>
-        <w:t>r lo revisa, tiempo que se suma íntegramente al plazo de atención y que es especialmente crítico en incidentes de riesgo inmediato, como un cable de energía caído o un buzón sin tapa.</w:t>
+        <w:t>Latencia. El reporte permanece sin clasificar hasta que un operador lo revisa, tiempo que se suma íntegramente al plazo de atención y que es especialmente crítico en incidentes de riesgo inmediato, como un cable de energía caído o un buzón sin tapa.</w:t>
       </w:r>
     </w:p>
     <w:p>
@@ -448,10 +400,7 @@
         <w:jc w:val="both"/>
       </w:pPr>
       <w:r>
-        <w:t>Inconsistencia. La clasificación depende del criterio del operador de tu</w:t>
-      </w:r>
-      <w:r>
-        <w:t>rno. Reportes equivalentes reciben categorías o prioridades distintas, lo que degrada la calidad de los indicadores de gestión construidos sobre esa información.</w:t>
+        <w:t>Inconsistencia. La clasificación depende del criterio del operador de turno. Reportes equivalentes reciben categorías o prioridades distintas, lo que degrada la calidad de los indicadores de gestión construidos sobre esa información.</w:t>
       </w:r>
     </w:p>
     <w:p>
@@ -465,10 +414,7 @@
         <w:jc w:val="both"/>
       </w:pPr>
       <w:r>
-        <w:t>Escalabilidad. El costo de operación crece linealmente con el volumen de reportes, mientras qu</w:t>
-      </w:r>
-      <w:r>
-        <w:t>e la capacidad de la mesa de atención es fija.</w:t>
+        <w:t>Escalabilidad. El costo de operación crece linealmente con el volumen de reportes, mientras que la capacidad de la mesa de atención es fija.</w:t>
       </w:r>
     </w:p>
     <w:p>
@@ -498,10 +444,7 @@
         <w:jc w:val="both"/>
       </w:pPr>
       <w:r>
-        <w:t xml:space="preserve">Desarrollar un sistema que, a </w:t>
-      </w:r>
-      <w:r>
-        <w:t xml:space="preserve">partir únicamente del texto libre redactado por el ciudadano, prediga automáticamente la categoría del incidente y su prioridad de atención, permitiendo la derivación inmediata al área competente sin intervención humana en el </w:t>
+        <w:t xml:space="preserve">Desarrollar un sistema que, a partir únicamente del texto libre redactado por el ciudadano, prediga automáticamente la categoría del incidente y su prioridad de atención, permitiendo la derivación inmediata al área competente sin intervención humana en el </w:t>
       </w:r>
       <w:proofErr w:type="spellStart"/>
       <w:r>
@@ -524,10 +467,7 @@
       </w:pPr>
       <w:r>
         <w:lastRenderedPageBreak/>
-        <w:t>1.4. Formulación técni</w:t>
-      </w:r>
-      <w:r>
-        <w:t>ca</w:t>
+        <w:t>1.4. Formulación técnica</w:t>
       </w:r>
     </w:p>
     <w:p>
@@ -555,10 +495,7 @@
         <w:t>-</w:t>
       </w:r>
       <w:r>
-        <w:t xml:space="preserve"> Clasificación de categoría. Entrada: texto libre. Salida: una de 8 categorías de incidente (vía pública, alumbrado público, limpieza pública, agua y saneamiento, transporte y tránsito, seguridad ciudadana, contaminación y ruido, áreas verdes). D</w:t>
-      </w:r>
-      <w:r>
-        <w:t>e la categoría se deriva la entidad competente.</w:t>
+        <w:t xml:space="preserve"> Clasificación de categoría. Entrada: texto libre. Salida: una de 8 categorías de incidente (vía pública, alumbrado público, limpieza pública, agua y saneamiento, transporte y tránsito, seguridad ciudadana, contaminación y ruido, áreas verdes). De la categoría se deriva la entidad competente.</w:t>
       </w:r>
     </w:p>
     <w:p>
@@ -586,10 +523,7 @@
         <w:jc w:val="both"/>
       </w:pPr>
       <w:r>
-        <w:t>Ambas tareas comparten la misma naturaleza: clasificación multiclase de secuencias cortas en españo</w:t>
-      </w:r>
-      <w:r>
-        <w:t>l, con clases desbalanceadas. Esta simetría es la que permite resolverlas con un mismo procedimiento de entrenamiento, ejecutado dos veces.</w:t>
+        <w:t>Ambas tareas comparten la misma naturaleza: clasificación multiclase de secuencias cortas en español, con clases desbalanceadas. Esta simetría es la que permite resolverlas con un mismo procedimiento de entrenamiento, ejecutado dos veces.</w:t>
       </w:r>
     </w:p>
     <w:p>
@@ -605,10 +539,7 @@
         <w:jc w:val="both"/>
       </w:pPr>
       <w:r>
-        <w:t>El texto ciudadano real presenta características que descartan enfoques basados en reg</w:t>
-      </w:r>
-      <w:r>
-        <w:t>las o en coincidencia de palabras clave:</w:t>
+        <w:t>El texto ciudadano real presenta características que descartan enfoques basados en reglas o en coincidencia de palabras clave:</w:t>
       </w:r>
     </w:p>
     <w:p>
@@ -622,10 +553,7 @@
         <w:jc w:val="both"/>
       </w:pPr>
       <w:r>
-        <w:t>Variabilidad de registro. El mismo incidente se expresa en registro formal ("Comunico la existencia de un bache de considerable magnitud en la calzada"), coloquial ("hay un hueco grande en la pista") o informal ("hu</w:t>
-      </w:r>
-      <w:r>
-        <w:t>eco enorme q ya lleva meses").</w:t>
+        <w:t>Variabilidad de registro. El mismo incidente se expresa en registro formal ("Comunico la existencia de un bache de considerable magnitud en la calzada"), coloquial ("hay un hueco grande en la pista") o informal ("hueco enorme q ya lleva meses").</w:t>
       </w:r>
     </w:p>
     <w:p>
@@ -653,10 +581,7 @@
         <w:jc w:val="both"/>
       </w:pPr>
       <w:r>
-        <w:t xml:space="preserve">Léxico regional. Términos de uso local (pista, vereda, </w:t>
-      </w:r>
-      <w:r>
-        <w:t>buzón, combi, serenazgo) que no aparecen en recursos de español genérico o de otras variedades del idioma.</w:t>
+        <w:t>Léxico regional. Términos de uso local (pista, vereda, buzón, combi, serenazgo) que no aparecen en recursos de español genérico o de otras variedades del idioma.</w:t>
       </w:r>
     </w:p>
     <w:p>
@@ -670,10 +595,7 @@
         <w:jc w:val="both"/>
       </w:pPr>
       <w:r>
-        <w:t>Ausencia de la categoría en el texto. El ciudadano describe el hecho, no la categoría administrativa. La clasificación exige inferencia semántica, no</w:t>
-      </w:r>
-      <w:r>
-        <w:t xml:space="preserve"> coincidencia léxica.</w:t>
+        <w:t>Ausencia de la categoría en el texto. El ciudadano describe el hecho, no la categoría administrativa. La clasificación exige inferencia semántica, no coincidencia léxica.</w:t>
       </w:r>
     </w:p>
     <w:p>
@@ -717,10 +639,7 @@
         <w:pStyle w:val="Ttulo2"/>
       </w:pPr>
       <w:r>
-        <w:t>2.1. Descripción ge</w:t>
-      </w:r>
-      <w:r>
-        <w:t>neral</w:t>
+        <w:t>2.1. Descripción general</w:t>
       </w:r>
     </w:p>
     <w:p>
@@ -734,10 +653,7 @@
         <w:t>(</w:t>
       </w:r>
       <w:r>
-        <w:t>el texto libre del repor</w:t>
-      </w:r>
-      <w:r>
-        <w:t>te</w:t>
+        <w:t>el texto libre del reporte</w:t>
       </w:r>
       <w:r>
         <w:t>)</w:t>
@@ -755,6 +671,7 @@
         <w:rPr>
           <w:i/>
           <w:iCs/>
+          <w:noProof/>
         </w:rPr>
         <w:drawing>
           <wp:inline distT="0" distB="0" distL="0" distR="0" wp14:anchorId="33AE1E0B" wp14:editId="46A3B0CD">
@@ -868,13 +785,7 @@
         <w:jc w:val="both"/>
       </w:pPr>
       <w:r>
-        <w:t>N</w:t>
-      </w:r>
-      <w:r>
-        <w:t>ormalización mínima y no destructiva: unificación de la representación de acentos (NFC), reemplazo de espacios duros, eliminación de caracteres de control y colapso de espacios en blanco redundantes. Deliberadamente no se aplica el preprocesamiento clásico</w:t>
-      </w:r>
-      <w:r>
-        <w:t xml:space="preserve"> de PLN </w:t>
+        <w:t xml:space="preserve">Normalización mínima y no destructiva: unificación de la representación de acentos (NFC), reemplazo de espacios duros, eliminación de caracteres de control y colapso de espacios en blanco redundantes. Deliberadamente no se aplica el preprocesamiento clásico de PLN </w:t>
       </w:r>
       <w:r>
         <w:t>(</w:t>
@@ -910,10 +821,7 @@
       </w:r>
       <w:proofErr w:type="spellEnd"/>
       <w:r>
-        <w:t xml:space="preserve"> ya gestiona el vocabulario desconocido. Aplicar esas transformaciones d</w:t>
-      </w:r>
-      <w:r>
-        <w:t>estruiría señal aprovechable. La misma función de limpieza se aplica en entrenamiento y en inferencia, garantizando consistencia.</w:t>
+        <w:t xml:space="preserve"> ya gestiona el vocabulario desconocido. Aplicar esas transformaciones destruiría señal aprovechable. La misma función de limpieza se aplica en entrenamiento y en inferencia, garantizando consistencia.</w:t>
       </w:r>
     </w:p>
     <w:p>
@@ -941,10 +849,7 @@
       </w:r>
       <w:proofErr w:type="spellEnd"/>
       <w:r>
-        <w:t xml:space="preserve"> y se envía en paralelo a dos clasificadores independientes, ambos derivados </w:t>
-      </w:r>
-      <w:r>
-        <w:t xml:space="preserve">por transfer </w:t>
+        <w:t xml:space="preserve"> y se envía en paralelo a dos clasificadores independientes, ambos derivados por transfer </w:t>
       </w:r>
       <w:proofErr w:type="spellStart"/>
       <w:r>
@@ -968,13 +873,7 @@
       </w:r>
       <w:proofErr w:type="spellEnd"/>
       <w:r>
-        <w:t xml:space="preserve"> se transfieren y se ajustan finamente, más una capa lineal de clasificación inicializada </w:t>
-      </w:r>
-      <w:r>
-        <w:t>aleatoriamente y entrenada desde cero sobre el vector del token [CLS]. El primer clasificador predice la categoría del incidente sobre 8 clases; el segundo predice la prioridad sobre 3 clases. Los modelos no comparten pesos ni se comunican entre sí: son do</w:t>
-      </w:r>
-      <w:r>
-        <w:t>s artefactos entrenados de forma separada e invocados de manera concurrente.</w:t>
+        <w:t xml:space="preserve"> se transfieren y se ajustan finamente, más una capa lineal de clasificación inicializada aleatoriamente y entrenada desde cero sobre el vector del token [CLS]. El primer clasificador predice la categoría del incidente sobre 8 clases; el segundo predice la prioridad sobre 3 clases. Los modelos no comparten pesos ni se comunican entre sí: son dos artefactos entrenados de forma separada e invocados de manera concurrente.</w:t>
       </w:r>
     </w:p>
     <w:p>
@@ -1002,25 +901,17 @@
       </w:r>
       <w:proofErr w:type="spellEnd"/>
       <w:r>
-        <w:t>. Se toma la clase de mayor probabilidad junto con su nivel de co</w:t>
-      </w:r>
-      <w:r>
-        <w:t xml:space="preserve">nfianza y las k alternativas más probables. La categoría predicha se mapea a la entidad competente mediante una tabla de correspondencia determinista. El resultado final es un registro estructurado </w:t>
+        <w:t xml:space="preserve">. Se toma la clase de mayor probabilidad junto con su nivel de confianza y las k alternativas más probables. La categoría predicha se mapea a la entidad competente mediante una tabla de correspondencia determinista. El resultado final es un registro estructurado </w:t>
       </w:r>
       <w:r>
         <w:t>(</w:t>
       </w:r>
       <w:r>
-        <w:t xml:space="preserve">categoría, entidad responsable, prioridad y confianza de </w:t>
-      </w:r>
-      <w:r>
-        <w:t>cada predicción</w:t>
+        <w:t>categoría, entidad responsable, prioridad y confianza de cada predicción</w:t>
       </w:r>
       <w:r>
         <w:t>)</w:t>
       </w:r>
-      <w:bookmarkStart w:id="0" w:name="_GoBack"/>
-      <w:bookmarkEnd w:id="0"/>
       <w:r>
         <w:t xml:space="preserve"> listo para ser encolado y derivado. El valor de confianza permite, adicionalmente, definir un umbral por debajo del cual el caso se remite a revisión humana.</w:t>
       </w:r>
@@ -1055,12 +946,6 @@
         <w:gridCol w:w="6400"/>
       </w:tblGrid>
       <w:tr>
-        <w:tblPrEx>
-          <w:tblCellMar>
-            <w:top w:w="0" w:type="dxa"/>
-            <w:bottom w:w="0" w:type="dxa"/>
-          </w:tblCellMar>
-        </w:tblPrEx>
         <w:trPr>
           <w:tblHeader/>
         </w:trPr>
@@ -1118,12 +1003,6 @@
         </w:tc>
       </w:tr>
       <w:tr>
-        <w:tblPrEx>
-          <w:tblCellMar>
-            <w:top w:w="0" w:type="dxa"/>
-            <w:bottom w:w="0" w:type="dxa"/>
-          </w:tblCellMar>
-        </w:tblPrEx>
         <w:tc>
           <w:tcPr>
             <w:tcW w:w="2400" w:type="dxa"/>
@@ -1182,25 +1061,12 @@
                 <w:sz w:val="22"/>
                 <w:szCs w:val="22"/>
               </w:rPr>
-              <w:t>El modelo base ya comprende la gramática y la semántica del español. Entrenar un transformador desde cero exigiría un volumen de datos y un presupuesto de cómputo incompatibles con el alcance del proye</w:t>
-            </w:r>
-            <w:r>
-              <w:rPr>
-                <w:sz w:val="22"/>
-                <w:szCs w:val="22"/>
-              </w:rPr>
-              <w:t>cto.</w:t>
+              <w:t>El modelo base ya comprende la gramática y la semántica del español. Entrenar un transformador desde cero exigiría un volumen de datos y un presupuesto de cómputo incompatibles con el alcance del proyecto.</w:t>
             </w:r>
           </w:p>
         </w:tc>
       </w:tr>
       <w:tr>
-        <w:tblPrEx>
-          <w:tblCellMar>
-            <w:top w:w="0" w:type="dxa"/>
-            <w:bottom w:w="0" w:type="dxa"/>
-          </w:tblCellMar>
-        </w:tblPrEx>
         <w:tc>
           <w:tcPr>
             <w:tcW w:w="2400" w:type="dxa"/>
@@ -1274,12 +1140,6 @@
         </w:tc>
       </w:tr>
       <w:tr>
-        <w:tblPrEx>
-          <w:tblCellMar>
-            <w:top w:w="0" w:type="dxa"/>
-            <w:bottom w:w="0" w:type="dxa"/>
-          </w:tblCellMar>
-        </w:tblPrEx>
         <w:tc>
           <w:tcPr>
             <w:tcW w:w="2400" w:type="dxa"/>
@@ -1299,14 +1159,7 @@
                 <w:sz w:val="22"/>
                 <w:szCs w:val="22"/>
               </w:rPr>
-              <w:t>Dos mo</w:t>
-            </w:r>
-            <w:r>
-              <w:rPr>
-                <w:sz w:val="22"/>
-                <w:szCs w:val="22"/>
-              </w:rPr>
-              <w:t>delos independientes en lugar de uno multitarea</w:t>
+              <w:t>Dos modelos independientes en lugar de uno multitarea</w:t>
             </w:r>
           </w:p>
         </w:tc>
@@ -1337,14 +1190,7 @@
                 <w:szCs w:val="22"/>
               </w:rPr>
               <w:lastRenderedPageBreak/>
-              <w:t>entrenamiento cambiando u</w:t>
-            </w:r>
-            <w:r>
-              <w:rPr>
-                <w:sz w:val="22"/>
-                <w:szCs w:val="22"/>
-              </w:rPr>
-              <w:t xml:space="preserve">n único parámetro, lo que reduce el riesgo de implementación bajo la restricción de tiempo del </w:t>
+              <w:t xml:space="preserve">entrenamiento cambiando un único parámetro, lo que reduce el riesgo de implementación bajo la restricción de tiempo del </w:t>
             </w:r>
             <w:proofErr w:type="spellStart"/>
             <w:r>
@@ -1366,12 +1212,6 @@
         </w:tc>
       </w:tr>
       <w:tr>
-        <w:tblPrEx>
-          <w:tblCellMar>
-            <w:top w:w="0" w:type="dxa"/>
-            <w:bottom w:w="0" w:type="dxa"/>
-          </w:tblCellMar>
-        </w:tblPrEx>
         <w:tc>
           <w:tcPr>
             <w:tcW w:w="2400" w:type="dxa"/>
@@ -1415,25 +1255,12 @@
                 <w:sz w:val="22"/>
                 <w:szCs w:val="22"/>
               </w:rPr>
-              <w:t>El resto de columnas del conjunto de datos filtra la respuesta (la subcategoría y la entidad se derivan de la catego</w:t>
-            </w:r>
-            <w:r>
-              <w:rPr>
-                <w:sz w:val="22"/>
-                <w:szCs w:val="22"/>
-              </w:rPr>
-              <w:t>ría) o no existe al momento de clasificar (fecha de cierre, estado, días de resolución). El escenario real es: llega un texto y hay que clasificarlo.</w:t>
+              <w:t>El resto de columnas del conjunto de datos filtra la respuesta (la subcategoría y la entidad se derivan de la categoría) o no existe al momento de clasificar (fecha de cierre, estado, días de resolución). El escenario real es: llega un texto y hay que clasificarlo.</w:t>
             </w:r>
           </w:p>
         </w:tc>
       </w:tr>
       <w:tr>
-        <w:tblPrEx>
-          <w:tblCellMar>
-            <w:top w:w="0" w:type="dxa"/>
-            <w:bottom w:w="0" w:type="dxa"/>
-          </w:tblCellMar>
-        </w:tblPrEx>
         <w:tc>
           <w:tcPr>
             <w:tcW w:w="2400" w:type="dxa"/>
@@ -1476,25 +1303,12 @@
                 <w:sz w:val="22"/>
                 <w:szCs w:val="22"/>
               </w:rPr>
-              <w:t>Con clases desbalanceadas, la red aprende que predecir sie</w:t>
-            </w:r>
-            <w:r>
-              <w:rPr>
-                <w:sz w:val="22"/>
-                <w:szCs w:val="22"/>
-              </w:rPr>
-              <w:t>mpre la clase mayoritaria ya produce buena exactitud. Los pesos inversos a la frecuencia encarecen el error sobre las clases minoritarias.</w:t>
+              <w:t>Con clases desbalanceadas, la red aprende que predecir siempre la clase mayoritaria ya produce buena exactitud. Los pesos inversos a la frecuencia encarecen el error sobre las clases minoritarias.</w:t>
             </w:r>
           </w:p>
         </w:tc>
       </w:tr>
       <w:tr>
-        <w:tblPrEx>
-          <w:tblCellMar>
-            <w:top w:w="0" w:type="dxa"/>
-            <w:bottom w:w="0" w:type="dxa"/>
-          </w:tblCellMar>
-        </w:tblPrEx>
         <w:tc>
           <w:tcPr>
             <w:tcW w:w="2400" w:type="dxa"/>
@@ -1537,25 +1351,12 @@
                 <w:sz w:val="22"/>
                 <w:szCs w:val="22"/>
               </w:rPr>
-              <w:t>Promedia el desempeño por clase sin ponderar por tamaño, penalizando el abandono</w:t>
-            </w:r>
-            <w:r>
-              <w:rPr>
-                <w:sz w:val="22"/>
-                <w:szCs w:val="22"/>
-              </w:rPr>
-              <w:t xml:space="preserve"> de las clases minoritarias. La exactitud, con este desbalance, no es informativa.</w:t>
+              <w:t>Promedia el desempeño por clase sin ponderar por tamaño, penalizando el abandono de las clases minoritarias. La exactitud, con este desbalance, no es informativa.</w:t>
             </w:r>
           </w:p>
         </w:tc>
       </w:tr>
       <w:tr>
-        <w:tblPrEx>
-          <w:tblCellMar>
-            <w:top w:w="0" w:type="dxa"/>
-            <w:bottom w:w="0" w:type="dxa"/>
-          </w:tblCellMar>
-        </w:tblPrEx>
         <w:tc>
           <w:tcPr>
             <w:tcW w:w="2400" w:type="dxa"/>
@@ -1615,16 +1416,7 @@
           <w:sz w:val="20"/>
           <w:szCs w:val="20"/>
         </w:rPr>
-        <w:t>Tabla 1. Deci</w:t>
-      </w:r>
-      <w:r>
-        <w:rPr>
-          <w:i/>
-          <w:iCs/>
-          <w:sz w:val="20"/>
-          <w:szCs w:val="20"/>
-        </w:rPr>
-        <w:t>siones de diseño de la arquitectura y su justificación.</w:t>
+        <w:t>Tabla 1. Decisiones de diseño de la arquitectura y su justificación.</w:t>
       </w:r>
     </w:p>
     <w:p>
@@ -1654,10 +1446,7 @@
         <w:jc w:val="both"/>
       </w:pPr>
       <w:r>
-        <w:t xml:space="preserve">El primer recurso buscado fue un conjunto de datos real de atención ciudadana que contuviera el texto crudo del reporte junto con </w:t>
-      </w:r>
-      <w:r>
-        <w:t>las etiquetas de clasificación necesarias. La búsqueda se realizó mediante motores de búsqueda asistidos por inteligencia artificial, cubriendo portales de datos abiertos de Estados Unidos, Argentina y México.</w:t>
+        <w:t>El primer recurso buscado fue un conjunto de datos real de atención ciudadana que contuviera el texto crudo del reporte junto con las etiquetas de clasificación necesarias. La búsqueda se realizó mediante motores de búsqueda asistidos por inteligencia artificial, cubriendo portales de datos abiertos de Estados Unidos, Argentina y México.</w:t>
       </w:r>
     </w:p>
     <w:p>
@@ -1665,10 +1454,7 @@
         <w:jc w:val="both"/>
       </w:pPr>
       <w:r>
-        <w:t>El hallazgo principal fue que ninguna de las a</w:t>
-      </w:r>
-      <w:r>
-        <w:t xml:space="preserve">lternativas evaluadas expone contenido público utilizable para esta tarea. Los portales de datos abiertos de atención ciudadana publican el caso ya clasificado </w:t>
+        <w:t xml:space="preserve">El hallazgo principal fue que ninguna de las alternativas evaluadas expone contenido público utilizable para esta tarea. Los portales de datos abiertos de atención ciudadana publican el caso ya clasificado </w:t>
       </w:r>
       <w:r>
         <w:t>(</w:t>
@@ -1680,10 +1466,7 @@
         <w:t>)</w:t>
       </w:r>
       <w:r>
-        <w:t xml:space="preserve"> pero omiten sistemáticamente la desc</w:t>
-      </w:r>
-      <w:r>
-        <w:t>ripción redactada por el ciudadano, por razones de protección de datos personales. Sin ese campo, el conjunto de datos es inservible para entrenar un modelo de procesamiento de lenguaje natural: se dispone de las etiquetas, pero no de la entrada.</w:t>
+        <w:t xml:space="preserve"> pero omiten sistemáticamente la descripción redactada por el ciudadano, por razones de protección de datos personales. Sin ese campo, el conjunto de datos es inservible para entrenar un modelo de procesamiento de lenguaje natural: se dispone de las etiquetas, pero no de la entrada.</w:t>
       </w:r>
     </w:p>
     <w:tbl>
@@ -1710,12 +1493,6 @@
         <w:gridCol w:w="1400"/>
       </w:tblGrid>
       <w:tr>
-        <w:tblPrEx>
-          <w:tblCellMar>
-            <w:top w:w="0" w:type="dxa"/>
-            <w:bottom w:w="0" w:type="dxa"/>
-          </w:tblCellMar>
-        </w:tblPrEx>
         <w:trPr>
           <w:tblHeader/>
         </w:trPr>
@@ -1741,8 +1518,25 @@
                 <w:sz w:val="22"/>
                 <w:szCs w:val="22"/>
               </w:rPr>
-              <w:t>Fuente ev</w:t>
-            </w:r>
+              <w:t>Fuente evaluada</w:t>
+            </w:r>
+          </w:p>
+        </w:tc>
+        <w:tc>
+          <w:tcPr>
+            <w:tcW w:w="1500" w:type="dxa"/>
+            <w:shd w:val="clear" w:color="auto" w:fill="D9D9D9"/>
+            <w:tcMar>
+              <w:top w:w="80" w:type="dxa"/>
+              <w:left w:w="110" w:type="dxa"/>
+              <w:bottom w:w="80" w:type="dxa"/>
+              <w:right w:w="110" w:type="dxa"/>
+            </w:tcMar>
+          </w:tcPr>
+          <w:p>
+            <w:pPr>
+              <w:spacing w:after="0" w:line="260" w:lineRule="auto"/>
+            </w:pPr>
             <w:r>
               <w:rPr>
                 <w:b/>
@@ -1750,13 +1544,13 @@
                 <w:sz w:val="22"/>
                 <w:szCs w:val="22"/>
               </w:rPr>
-              <w:t>aluada</w:t>
-            </w:r>
-          </w:p>
-        </w:tc>
-        <w:tc>
-          <w:tcPr>
-            <w:tcW w:w="1500" w:type="dxa"/>
+              <w:t>Texto crudo</w:t>
+            </w:r>
+          </w:p>
+        </w:tc>
+        <w:tc>
+          <w:tcPr>
+            <w:tcW w:w="2400" w:type="dxa"/>
             <w:shd w:val="clear" w:color="auto" w:fill="D9D9D9"/>
             <w:tcMar>
               <w:top w:w="80" w:type="dxa"/>
@@ -1776,13 +1570,13 @@
                 <w:sz w:val="22"/>
                 <w:szCs w:val="22"/>
               </w:rPr>
-              <w:t>Texto crudo</w:t>
-            </w:r>
-          </w:p>
-        </w:tc>
-        <w:tc>
-          <w:tcPr>
-            <w:tcW w:w="2400" w:type="dxa"/>
+              <w:t>Etiquetas requeridas</w:t>
+            </w:r>
+          </w:p>
+        </w:tc>
+        <w:tc>
+          <w:tcPr>
+            <w:tcW w:w="1400" w:type="dxa"/>
             <w:shd w:val="clear" w:color="auto" w:fill="D9D9D9"/>
             <w:tcMar>
               <w:top w:w="80" w:type="dxa"/>
@@ -1802,44 +1596,12 @@
                 <w:sz w:val="22"/>
                 <w:szCs w:val="22"/>
               </w:rPr>
-              <w:t>Etiquetas requeridas</w:t>
-            </w:r>
-          </w:p>
-        </w:tc>
-        <w:tc>
-          <w:tcPr>
-            <w:tcW w:w="1400" w:type="dxa"/>
-            <w:shd w:val="clear" w:color="auto" w:fill="D9D9D9"/>
-            <w:tcMar>
-              <w:top w:w="80" w:type="dxa"/>
-              <w:left w:w="110" w:type="dxa"/>
-              <w:bottom w:w="80" w:type="dxa"/>
-              <w:right w:w="110" w:type="dxa"/>
-            </w:tcMar>
-          </w:tcPr>
-          <w:p>
-            <w:pPr>
-              <w:spacing w:after="0" w:line="260" w:lineRule="auto"/>
-            </w:pPr>
-            <w:r>
-              <w:rPr>
-                <w:b/>
-                <w:bCs/>
-                <w:sz w:val="22"/>
-                <w:szCs w:val="22"/>
-              </w:rPr>
               <w:t>Resultado</w:t>
             </w:r>
           </w:p>
         </w:tc>
       </w:tr>
       <w:tr>
-        <w:tblPrEx>
-          <w:tblCellMar>
-            <w:top w:w="0" w:type="dxa"/>
-            <w:bottom w:w="0" w:type="dxa"/>
-          </w:tblCellMar>
-        </w:tblPrEx>
         <w:tc>
           <w:tcPr>
             <w:tcW w:w="2500" w:type="dxa"/>
@@ -1934,12 +1696,6 @@
         </w:tc>
       </w:tr>
       <w:tr>
-        <w:tblPrEx>
-          <w:tblCellMar>
-            <w:top w:w="0" w:type="dxa"/>
-            <w:bottom w:w="0" w:type="dxa"/>
-          </w:tblCellMar>
-        </w:tblPrEx>
         <w:tc>
           <w:tcPr>
             <w:tcW w:w="2500" w:type="dxa"/>
@@ -2034,12 +1790,6 @@
         </w:tc>
       </w:tr>
       <w:tr>
-        <w:tblPrEx>
-          <w:tblCellMar>
-            <w:top w:w="0" w:type="dxa"/>
-            <w:bottom w:w="0" w:type="dxa"/>
-          </w:tblCellMar>
-        </w:tblPrEx>
         <w:tc>
           <w:tcPr>
             <w:tcW w:w="2500" w:type="dxa"/>
@@ -2134,12 +1884,6 @@
         </w:tc>
       </w:tr>
       <w:tr>
-        <w:tblPrEx>
-          <w:tblCellMar>
-            <w:top w:w="0" w:type="dxa"/>
-            <w:bottom w:w="0" w:type="dxa"/>
-          </w:tblCellMar>
-        </w:tblPrEx>
         <w:tc>
           <w:tcPr>
             <w:tcW w:w="2500" w:type="dxa"/>
@@ -2243,12 +1987,6 @@
         </w:tc>
       </w:tr>
       <w:tr>
-        <w:tblPrEx>
-          <w:tblCellMar>
-            <w:top w:w="0" w:type="dxa"/>
-            <w:bottom w:w="0" w:type="dxa"/>
-          </w:tblCellMar>
-        </w:tblPrEx>
         <w:tc>
           <w:tcPr>
             <w:tcW w:w="2500" w:type="dxa"/>
@@ -2354,16 +2092,7 @@
           <w:sz w:val="20"/>
           <w:szCs w:val="20"/>
         </w:rPr>
-        <w:t>Tabla 2. Conjuntos de datos y API evaluados. Ninguna alternativa reunía simultáneamente el texto crudo y las etiquetas de c</w:t>
-      </w:r>
-      <w:r>
-        <w:rPr>
-          <w:i/>
-          <w:iCs/>
-          <w:sz w:val="20"/>
-          <w:szCs w:val="20"/>
-        </w:rPr>
-        <w:t>lasificación requeridas.</w:t>
+        <w:t>Tabla 2. Conjuntos de datos y API evaluados. Ninguna alternativa reunía simultáneamente el texto crudo y las etiquetas de clasificación requeridas.</w:t>
       </w:r>
     </w:p>
     <w:p>
@@ -2379,10 +2108,7 @@
       </w:r>
       <w:proofErr w:type="spellEnd"/>
       <w:r>
-        <w:t>. Sin embargo, tampoco resultó utilizable: carecía de las columnas de clasificación que el proyecto necesitaba, específica</w:t>
-      </w:r>
-      <w:r>
-        <w:t xml:space="preserve">mente la prioridad del incidente y el área que debía atenderlo. Sus etiquetas correspondían a variables de participación ciudadana, no a la taxonomía de </w:t>
+        <w:t xml:space="preserve">. Sin embargo, tampoco resultó utilizable: carecía de las columnas de clasificación que el proyecto necesitaba, específicamente la prioridad del incidente y el área que debía atenderlo. Sus etiquetas correspondían a variables de participación ciudadana, no a la taxonomía de </w:t>
       </w:r>
       <w:proofErr w:type="spellStart"/>
       <w:r>
@@ -2406,10 +2132,7 @@
         <w:jc w:val="both"/>
       </w:pPr>
       <w:r>
-        <w:t>Ante la ausencia de una fuente pública viable, se</w:t>
-      </w:r>
-      <w:r>
-        <w:t xml:space="preserve"> optó por construir un conjunto de datos íntegramente sintético que incluyera las columnas necesarias y, adicionalmente, otras </w:t>
+        <w:t xml:space="preserve">Ante la ausencia de una fuente pública viable, se optó por construir un conjunto de datos íntegramente sintético que incluyera las columnas necesarias y, adicionalmente, otras </w:t>
       </w:r>
       <w:r>
         <w:lastRenderedPageBreak/>
@@ -2437,13 +2160,7 @@
         <w:jc w:val="both"/>
       </w:pPr>
       <w:r>
-        <w:t>Durante el de</w:t>
-      </w:r>
-      <w:r>
-        <w:t>sarrollo se constató que buena parte de esas columnas adicionales no llegaría a emplearse en el entrenamiento, dado que la interfaz de registro definida en paralelo no recopilaría dicha información. El conjunto de datos conservó, no obstante, los campos ef</w:t>
-      </w:r>
-      <w:r>
-        <w:t>ectivamente utilizados: el texto crudo del reporte y las dos etiquetas objetivo.</w:t>
+        <w:t>Durante el desarrollo se constató que buena parte de esas columnas adicionales no llegaría a emplearse en el entrenamiento, dado que la interfaz de registro definida en paralelo no recopilaría dicha información. El conjunto de datos conservó, no obstante, los campos efectivamente utilizados: el texto crudo del reporte y las dos etiquetas objetivo.</w:t>
       </w:r>
     </w:p>
     <w:tbl>
@@ -2468,12 +2185,6 @@
         <w:gridCol w:w="5600"/>
       </w:tblGrid>
       <w:tr>
-        <w:tblPrEx>
-          <w:tblCellMar>
-            <w:top w:w="0" w:type="dxa"/>
-            <w:bottom w:w="0" w:type="dxa"/>
-          </w:tblCellMar>
-        </w:tblPrEx>
         <w:trPr>
           <w:tblHeader/>
         </w:trPr>
@@ -2531,12 +2242,6 @@
         </w:tc>
       </w:tr>
       <w:tr>
-        <w:tblPrEx>
-          <w:tblCellMar>
-            <w:top w:w="0" w:type="dxa"/>
-            <w:bottom w:w="0" w:type="dxa"/>
-          </w:tblCellMar>
-        </w:tblPrEx>
         <w:tc>
           <w:tcPr>
             <w:tcW w:w="3200" w:type="dxa"/>
@@ -2585,12 +2290,6 @@
         </w:tc>
       </w:tr>
       <w:tr>
-        <w:tblPrEx>
-          <w:tblCellMar>
-            <w:top w:w="0" w:type="dxa"/>
-            <w:bottom w:w="0" w:type="dxa"/>
-          </w:tblCellMar>
-        </w:tblPrEx>
         <w:tc>
           <w:tcPr>
             <w:tcW w:w="3200" w:type="dxa"/>
@@ -2639,12 +2338,6 @@
         </w:tc>
       </w:tr>
       <w:tr>
-        <w:tblPrEx>
-          <w:tblCellMar>
-            <w:top w:w="0" w:type="dxa"/>
-            <w:bottom w:w="0" w:type="dxa"/>
-          </w:tblCellMar>
-        </w:tblPrEx>
         <w:tc>
           <w:tcPr>
             <w:tcW w:w="3200" w:type="dxa"/>
@@ -2693,12 +2386,6 @@
         </w:tc>
       </w:tr>
       <w:tr>
-        <w:tblPrEx>
-          <w:tblCellMar>
-            <w:top w:w="0" w:type="dxa"/>
-            <w:bottom w:w="0" w:type="dxa"/>
-          </w:tblCellMar>
-        </w:tblPrEx>
         <w:tc>
           <w:tcPr>
             <w:tcW w:w="3200" w:type="dxa"/>
@@ -2747,12 +2434,6 @@
         </w:tc>
       </w:tr>
       <w:tr>
-        <w:tblPrEx>
-          <w:tblCellMar>
-            <w:top w:w="0" w:type="dxa"/>
-            <w:bottom w:w="0" w:type="dxa"/>
-          </w:tblCellMar>
-        </w:tblPrEx>
         <w:tc>
           <w:tcPr>
             <w:tcW w:w="3200" w:type="dxa"/>
@@ -2801,12 +2482,6 @@
         </w:tc>
       </w:tr>
       <w:tr>
-        <w:tblPrEx>
-          <w:tblCellMar>
-            <w:top w:w="0" w:type="dxa"/>
-            <w:bottom w:w="0" w:type="dxa"/>
-          </w:tblCellMar>
-        </w:tblPrEx>
         <w:tc>
           <w:tcPr>
             <w:tcW w:w="3200" w:type="dxa"/>
@@ -2855,12 +2530,6 @@
         </w:tc>
       </w:tr>
       <w:tr>
-        <w:tblPrEx>
-          <w:tblCellMar>
-            <w:top w:w="0" w:type="dxa"/>
-            <w:bottom w:w="0" w:type="dxa"/>
-          </w:tblCellMar>
-        </w:tblPrEx>
         <w:tc>
           <w:tcPr>
             <w:tcW w:w="3200" w:type="dxa"/>
@@ -2936,10 +2605,7 @@
       </w:r>
       <w:proofErr w:type="spellEnd"/>
       <w:r>
-        <w:t xml:space="preserve"> a las estructuras sintácticas de estas y degradar su desempeño frente a texto ciudadano real. El conjunto sintético cumple la</w:t>
-      </w:r>
-      <w:r>
-        <w:t xml:space="preserve"> función de permitir la validación del pipeline y de la arquitectura; su reemplazo o ampliación con reportes reales etiquetados manualmente queda identificado como trabajo posterior.</w:t>
+        <w:t xml:space="preserve"> a las estructuras sintácticas de estas y degradar su desempeño frente a texto ciudadano real. El conjunto sintético cumple la función de permitir la validación del pipeline y de la arquitectura; su reemplazo o ampliación con reportes reales etiquetados manualmente queda identificado como trabajo posterior.</w:t>
       </w:r>
     </w:p>
     <w:p>
@@ -2955,13 +2621,7 @@
         <w:jc w:val="both"/>
       </w:pPr>
       <w:r>
-        <w:t>Se realizó una investigación asistida por int</w:t>
-      </w:r>
-      <w:r>
-        <w:t>eligencia artificial orientada a identificar publicaciones académicas que hubieran abordado problemas equivalentes de clasificación de reportes ciudadanos. Los hallazgos sustentaron las decisiones de arquitectura descritas en la sección anterior, en partic</w:t>
-      </w:r>
-      <w:r>
-        <w:t xml:space="preserve">ular la adopción de transfer </w:t>
+        <w:t xml:space="preserve">Se realizó una investigación asistida por inteligencia artificial orientada a identificar publicaciones académicas que hubieran abordado problemas equivalentes de clasificación de reportes ciudadanos. Los hallazgos sustentaron las decisiones de arquitectura descritas en la sección anterior, en particular la adopción de transfer </w:t>
       </w:r>
       <w:proofErr w:type="spellStart"/>
       <w:r>
@@ -3001,13 +2661,7 @@
       </w:r>
       <w:proofErr w:type="spellEnd"/>
       <w:r>
-        <w:t xml:space="preserve"> como entorno</w:t>
-      </w:r>
-      <w:r>
-        <w:t xml:space="preserve"> de entrenamiento por tres razones: es una herramienta gratuita, el equipo cuenta con experiencia previa en su uso, y ofrece acceso a aceleración por hardware mediante GPU NVIDIA T4, capacidad suficiente para el ajuste fino de un modelo de esta escala. Con</w:t>
-      </w:r>
-      <w:r>
-        <w:t xml:space="preserve"> el volumen de datos manejado y textos cortos, cada época de entrenamiento se completa en pocos minutos.</w:t>
+        <w:t xml:space="preserve"> como entorno de entrenamiento por tres razones: es una herramienta gratuita, el equipo cuenta con experiencia previa en su uso, y ofrece acceso a aceleración por hardware mediante GPU NVIDIA T4, capacidad suficiente para el ajuste fino de un modelo de esta escala. Con el volumen de datos manejado y textos cortos, cada época de entrenamiento se completa en pocos minutos.</w:t>
       </w:r>
     </w:p>
     <w:tbl>
@@ -3032,12 +2686,6 @@
         <w:gridCol w:w="6200"/>
       </w:tblGrid>
       <w:tr>
-        <w:tblPrEx>
-          <w:tblCellMar>
-            <w:top w:w="0" w:type="dxa"/>
-            <w:bottom w:w="0" w:type="dxa"/>
-          </w:tblCellMar>
-        </w:tblPrEx>
         <w:trPr>
           <w:tblHeader/>
         </w:trPr>
@@ -3096,12 +2744,6 @@
         </w:tc>
       </w:tr>
       <w:tr>
-        <w:tblPrEx>
-          <w:tblCellMar>
-            <w:top w:w="0" w:type="dxa"/>
-            <w:bottom w:w="0" w:type="dxa"/>
-          </w:tblCellMar>
-        </w:tblPrEx>
         <w:tc>
           <w:tcPr>
             <w:tcW w:w="2600" w:type="dxa"/>
@@ -3166,12 +2808,6 @@
         </w:tc>
       </w:tr>
       <w:tr>
-        <w:tblPrEx>
-          <w:tblCellMar>
-            <w:top w:w="0" w:type="dxa"/>
-            <w:bottom w:w="0" w:type="dxa"/>
-          </w:tblCellMar>
-        </w:tblPrEx>
         <w:tc>
           <w:tcPr>
             <w:tcW w:w="2600" w:type="dxa"/>
@@ -3220,12 +2856,6 @@
         </w:tc>
       </w:tr>
       <w:tr>
-        <w:tblPrEx>
-          <w:tblCellMar>
-            <w:top w:w="0" w:type="dxa"/>
-            <w:bottom w:w="0" w:type="dxa"/>
-          </w:tblCellMar>
-        </w:tblPrEx>
         <w:tc>
           <w:tcPr>
             <w:tcW w:w="2600" w:type="dxa"/>
@@ -3274,12 +2904,6 @@
         </w:tc>
       </w:tr>
       <w:tr>
-        <w:tblPrEx>
-          <w:tblCellMar>
-            <w:top w:w="0" w:type="dxa"/>
-            <w:bottom w:w="0" w:type="dxa"/>
-          </w:tblCellMar>
-        </w:tblPrEx>
         <w:tc>
           <w:tcPr>
             <w:tcW w:w="2600" w:type="dxa"/>
@@ -3342,12 +2966,6 @@
         </w:tc>
       </w:tr>
       <w:tr>
-        <w:tblPrEx>
-          <w:tblCellMar>
-            <w:top w:w="0" w:type="dxa"/>
-            <w:bottom w:w="0" w:type="dxa"/>
-          </w:tblCellMar>
-        </w:tblPrEx>
         <w:tc>
           <w:tcPr>
             <w:tcW w:w="2600" w:type="dxa"/>
@@ -3410,12 +3028,6 @@
         </w:tc>
       </w:tr>
       <w:tr>
-        <w:tblPrEx>
-          <w:tblCellMar>
-            <w:top w:w="0" w:type="dxa"/>
-            <w:bottom w:w="0" w:type="dxa"/>
-          </w:tblCellMar>
-        </w:tblPrEx>
         <w:tc>
           <w:tcPr>
             <w:tcW w:w="2600" w:type="dxa"/>
@@ -3556,12 +3168,6 @@
         </w:tc>
       </w:tr>
       <w:tr>
-        <w:tblPrEx>
-          <w:tblCellMar>
-            <w:top w:w="0" w:type="dxa"/>
-            <w:bottom w:w="0" w:type="dxa"/>
-          </w:tblCellMar>
-        </w:tblPrEx>
         <w:tc>
           <w:tcPr>
             <w:tcW w:w="2600" w:type="dxa"/>
@@ -3610,12 +3216,6 @@
         </w:tc>
       </w:tr>
       <w:tr>
-        <w:tblPrEx>
-          <w:tblCellMar>
-            <w:top w:w="0" w:type="dxa"/>
-            <w:bottom w:w="0" w:type="dxa"/>
-          </w:tblCellMar>
-        </w:tblPrEx>
         <w:tc>
           <w:tcPr>
             <w:tcW w:w="2600" w:type="dxa"/>
@@ -3720,10 +3320,7 @@
       </w:r>
       <w:proofErr w:type="spellEnd"/>
       <w:r>
-        <w:t xml:space="preserve"> sobre corpus en español, que y</w:t>
-      </w:r>
-      <w:r>
-        <w:t>a comprende la gramática y la semántica del idioma.</w:t>
+        <w:t xml:space="preserve"> sobre corpus en español, que ya comprende la gramática y la semántica del idioma.</w:t>
       </w:r>
     </w:p>
     <w:p>
@@ -3731,10 +3328,7 @@
         <w:jc w:val="both"/>
       </w:pPr>
       <w:r>
-        <w:t>Para adaptarlo a la clasificación de reportes de incidencias urbanas basta con incorporar una capa final de clasificación y entrenarlo durante dos a cuatro épocas sobre un conjunto de datos municipal redu</w:t>
-      </w:r>
-      <w:r>
-        <w:t xml:space="preserve">cido, obteniendo resultados de vanguardia. Los pesos del codificador llegan </w:t>
+        <w:t xml:space="preserve">Para adaptarlo a la clasificación de reportes de incidencias urbanas basta con incorporar una capa final de clasificación y entrenarlo durante dos a cuatro épocas sobre un conjunto de datos municipal reducido, obteniendo resultados de vanguardia. Los pesos del codificador llegan </w:t>
       </w:r>
       <w:proofErr w:type="spellStart"/>
       <w:r>
@@ -3758,13 +3352,7 @@
         <w:jc w:val="both"/>
       </w:pPr>
       <w:r>
-        <w:t xml:space="preserve">Se </w:t>
-      </w:r>
-      <w:r>
-        <w:t>empleó un único cuaderno de trabajo, ejecutado dos veces. Entre una ejecución y otra se modificó exclusivamente el parámetro que indica la variable objetivo a predecir: en la primera pasada, la categoría del incidente; en la segunda, la prioridad. El resto</w:t>
-      </w:r>
-      <w:r>
-        <w:t xml:space="preserve"> de la configuración —número de clases, pesos de clase y métricas— se ajusta automáticamente a partir de la variable seleccionada, lo que evita duplicar código y reduce la probabilidad de error.</w:t>
+        <w:t>Se empleó un único cuaderno de trabajo, ejecutado dos veces. Entre una ejecución y otra se modificó exclusivamente el parámetro que indica la variable objetivo a predecir: en la primera pasada, la categoría del incidente; en la segunda, la prioridad. El resto de la configuración —número de clases, pesos de clase y métricas— se ajusta automáticamente a partir de la variable seleccionada, lo que evita duplicar código y reduce la probabilidad de error.</w:t>
       </w:r>
     </w:p>
     <w:p>
@@ -3772,10 +3360,7 @@
         <w:jc w:val="both"/>
       </w:pPr>
       <w:r>
-        <w:t>De cada ejecución se descargaron los pesos del modelo entrena</w:t>
-      </w:r>
-      <w:r>
-        <w:t>do, obteniéndose así los dos artefactos independientes que la arquitectura requiere.</w:t>
+        <w:t>De cada ejecución se descargaron los pesos del modelo entrenado, obteniéndose así los dos artefactos independientes que la arquitectura requiere.</w:t>
       </w:r>
     </w:p>
     <w:tbl>
@@ -3800,12 +3385,6 @@
         <w:gridCol w:w="5400"/>
       </w:tblGrid>
       <w:tr>
-        <w:tblPrEx>
-          <w:tblCellMar>
-            <w:top w:w="0" w:type="dxa"/>
-            <w:bottom w:w="0" w:type="dxa"/>
-          </w:tblCellMar>
-        </w:tblPrEx>
         <w:trPr>
           <w:tblHeader/>
         </w:trPr>
@@ -3863,12 +3442,6 @@
         </w:tc>
       </w:tr>
       <w:tr>
-        <w:tblPrEx>
-          <w:tblCellMar>
-            <w:top w:w="0" w:type="dxa"/>
-            <w:bottom w:w="0" w:type="dxa"/>
-          </w:tblCellMar>
-        </w:tblPrEx>
         <w:tc>
           <w:tcPr>
             <w:tcW w:w="3400" w:type="dxa"/>
@@ -3917,12 +3490,6 @@
         </w:tc>
       </w:tr>
       <w:tr>
-        <w:tblPrEx>
-          <w:tblCellMar>
-            <w:top w:w="0" w:type="dxa"/>
-            <w:bottom w:w="0" w:type="dxa"/>
-          </w:tblCellMar>
-        </w:tblPrEx>
         <w:tc>
           <w:tcPr>
             <w:tcW w:w="3400" w:type="dxa"/>
@@ -3971,12 +3538,6 @@
         </w:tc>
       </w:tr>
       <w:tr>
-        <w:tblPrEx>
-          <w:tblCellMar>
-            <w:top w:w="0" w:type="dxa"/>
-            <w:bottom w:w="0" w:type="dxa"/>
-          </w:tblCellMar>
-        </w:tblPrEx>
         <w:tc>
           <w:tcPr>
             <w:tcW w:w="3400" w:type="dxa"/>
@@ -4025,12 +3586,6 @@
         </w:tc>
       </w:tr>
       <w:tr>
-        <w:tblPrEx>
-          <w:tblCellMar>
-            <w:top w:w="0" w:type="dxa"/>
-            <w:bottom w:w="0" w:type="dxa"/>
-          </w:tblCellMar>
-        </w:tblPrEx>
         <w:tc>
           <w:tcPr>
             <w:tcW w:w="3400" w:type="dxa"/>
@@ -4079,12 +3634,6 @@
         </w:tc>
       </w:tr>
       <w:tr>
-        <w:tblPrEx>
-          <w:tblCellMar>
-            <w:top w:w="0" w:type="dxa"/>
-            <w:bottom w:w="0" w:type="dxa"/>
-          </w:tblCellMar>
-        </w:tblPrEx>
         <w:tc>
           <w:tcPr>
             <w:tcW w:w="3400" w:type="dxa"/>
@@ -4133,12 +3682,6 @@
         </w:tc>
       </w:tr>
       <w:tr>
-        <w:tblPrEx>
-          <w:tblCellMar>
-            <w:top w:w="0" w:type="dxa"/>
-            <w:bottom w:w="0" w:type="dxa"/>
-          </w:tblCellMar>
-        </w:tblPrEx>
         <w:tc>
           <w:tcPr>
             <w:tcW w:w="3400" w:type="dxa"/>
@@ -4188,12 +3731,6 @@
         </w:tc>
       </w:tr>
       <w:tr>
-        <w:tblPrEx>
-          <w:tblCellMar>
-            <w:top w:w="0" w:type="dxa"/>
-            <w:bottom w:w="0" w:type="dxa"/>
-          </w:tblCellMar>
-        </w:tblPrEx>
         <w:tc>
           <w:tcPr>
             <w:tcW w:w="3400" w:type="dxa"/>
@@ -4242,12 +3779,6 @@
         </w:tc>
       </w:tr>
       <w:tr>
-        <w:tblPrEx>
-          <w:tblCellMar>
-            <w:top w:w="0" w:type="dxa"/>
-            <w:bottom w:w="0" w:type="dxa"/>
-          </w:tblCellMar>
-        </w:tblPrEx>
         <w:tc>
           <w:tcPr>
             <w:tcW w:w="3400" w:type="dxa"/>
@@ -4296,12 +3827,6 @@
         </w:tc>
       </w:tr>
       <w:tr>
-        <w:tblPrEx>
-          <w:tblCellMar>
-            <w:top w:w="0" w:type="dxa"/>
-            <w:bottom w:w="0" w:type="dxa"/>
-          </w:tblCellMar>
-        </w:tblPrEx>
         <w:tc>
           <w:tcPr>
             <w:tcW w:w="3400" w:type="dxa"/>
@@ -4350,12 +3875,6 @@
         </w:tc>
       </w:tr>
       <w:tr>
-        <w:tblPrEx>
-          <w:tblCellMar>
-            <w:top w:w="0" w:type="dxa"/>
-            <w:bottom w:w="0" w:type="dxa"/>
-          </w:tblCellMar>
-        </w:tblPrEx>
         <w:tc>
           <w:tcPr>
             <w:tcW w:w="3400" w:type="dxa"/>
@@ -4404,12 +3923,6 @@
         </w:tc>
       </w:tr>
       <w:tr>
-        <w:tblPrEx>
-          <w:tblCellMar>
-            <w:top w:w="0" w:type="dxa"/>
-            <w:bottom w:w="0" w:type="dxa"/>
-          </w:tblCellMar>
-        </w:tblPrEx>
         <w:tc>
           <w:tcPr>
             <w:tcW w:w="3400" w:type="dxa"/>
@@ -4458,12 +3971,6 @@
         </w:tc>
       </w:tr>
       <w:tr>
-        <w:tblPrEx>
-          <w:tblCellMar>
-            <w:top w:w="0" w:type="dxa"/>
-            <w:bottom w:w="0" w:type="dxa"/>
-          </w:tblCellMar>
-        </w:tblPrEx>
         <w:tc>
           <w:tcPr>
             <w:tcW w:w="3400" w:type="dxa"/>
@@ -4539,10 +4046,7 @@
         <w:jc w:val="both"/>
       </w:pPr>
       <w:r>
-        <w:t>El repositorio inicial se alojó en GitHub. Se migró el almacenamiento a Google Drive debido a que el tamaño de lo</w:t>
-      </w:r>
-      <w:r>
-        <w:t>s pesos de los modelos entrenados impedía completar las confirmaciones de cambios sobre ellos. GitHub se mantuvo para el código</w:t>
+        <w:t>El repositorio inicial se alojó en GitHub. Se migró el almacenamiento a Google Drive debido a que el tamaño de los pesos de los modelos entrenados impedía completar las confirmaciones de cambios sobre ellos. GitHub se mantuvo para el código</w:t>
       </w:r>
       <w:r>
         <w:t xml:space="preserve"> y el</w:t>
@@ -4564,10 +4068,7 @@
         <w:jc w:val="both"/>
       </w:pPr>
       <w:r>
-        <w:t>En paralelo al entrenamiento se definió qué información recopilaría la interfaz de registro de incidentes. Esta decisión, tomada de forma concurrente, determinó retroactivamente que varias columnas del conjunto de datos sintético quedaran fuera del alcance</w:t>
-      </w:r>
-      <w:r>
-        <w:t xml:space="preserve"> del modelo, al no estar disponibles en el momento de la captura del reporte.</w:t>
+        <w:t>En paralelo al entrenamiento se definió qué información recopilaría la interfaz de registro de incidentes. Esta decisión, tomada de forma concurrente, determinó retroactivamente que varias columnas del conjunto de datos sintético quedaran fuera del alcance del modelo, al no estar disponibles en el momento de la captura del reporte.</w:t>
       </w:r>
     </w:p>
     <w:p>
@@ -4583,11 +4084,35 @@
         <w:jc w:val="both"/>
       </w:pPr>
       <w:r>
-        <w:t>La intención original era desplegar la solución en una máquina provista por la Pontificia Universidad Católica del Perú. No fue posible establecer la conexión con</w:t>
-      </w:r>
-      <w:r>
-        <w:t xml:space="preserve"> dicho recurso, por lo que el despliegue se realizó en entorno local.</w:t>
-      </w:r>
+        <w:t>La intención original era desplegar la solución en una máquina provista por la Pontificia Universidad Católica del Perú. No fue posible establecer la conexión con dicho recurso, por lo que el despliegue se realizó en entorno local.</w:t>
+      </w:r>
+    </w:p>
+    <w:p>
+      <w:pPr>
+        <w:spacing w:after="0" w:line="240" w:lineRule="auto"/>
+      </w:pPr>
+      <w:r>
+        <w:br w:type="page"/>
+      </w:r>
+    </w:p>
+    <w:p>
+      <w:pPr>
+        <w:pStyle w:val="Ttulo1"/>
+      </w:pPr>
+      <w:r>
+        <w:lastRenderedPageBreak/>
+        <w:t>4. DEMO</w:t>
+      </w:r>
+    </w:p>
+    <w:p>
+      <w:pPr>
+        <w:jc w:val="both"/>
+      </w:pPr>
+      <w:r>
+        <w:t>En esta sección, damos</w:t>
+      </w:r>
+      <w:bookmarkStart w:id="0" w:name="_GoBack"/>
+      <w:bookmarkEnd w:id="0"/>
     </w:p>
     <w:sectPr>
       <w:footerReference w:type="default" r:id="rId10"/>
